--- a/ru/wisdom-stories/do-not-deepen-anothers-pain.docx
+++ b/ru/wisdom-stories/do-not-deepen-anothers-pain.docx
@@ -14,7 +14,7 @@
           <w:bCs/>
           <w:lang/>
         </w:rPr>
-        <w:t>Не делайте этих вещей</w:t>
+        <w:t xml:space="preserve">Не поступайте так</w:t>
       </w:r>
     </w:p>
     <w:p>
@@ -87,7 +87,7 @@
         <w:rPr>
           <w:lang/>
         </w:rPr>
-        <w:t xml:space="preserve"> Не превращайте то, чем дорожите, в повод для хвастовства, ранящего другого. Выбирайте слова с участием: старайтесь понять чувства человека, а не напоминать ему о том, чего он лишён.</w:t>
+        <w:t xml:space="preserve"> Не превращайте то, чем дорожите, в повод для хвастовства, ранящего другого. Проявляйте участие, выбирая слова: старайтесь понять чувства человека, а не напоминать ему о том, чего он лишён.</w:t>
       </w:r>
     </w:p>
     <w:p>
